--- a/HUL.docx
+++ b/HUL.docx
@@ -6,32 +6,36 @@
       <w:pPr>
         <w:rPr>
           <w:rFonts w:ascii="Lato" w:hAnsi="Lato"/>
+          <w:sz w:val="22"/>
+          <w:szCs w:val="22"/>
+        </w:rPr>
+      </w:pPr>
+      <w:r>
+        <w:rPr>
+          <w:rFonts w:ascii="Lato" w:hAnsi="Lato"/>
+          <w:sz w:val="22"/>
+          <w:szCs w:val="22"/>
+        </w:rPr>
+        <w:t xml:space="preserve">HUL - </w:t>
+      </w:r>
+      <w:r>
+        <w:rPr>
+          <w:rFonts w:ascii="Lato" w:hAnsi="Lato"/>
           <w:b/>
           <w:bCs/>
           <w:sz w:val="22"/>
           <w:szCs w:val="22"/>
           <w:u w:val="single"/>
         </w:rPr>
-      </w:pPr>
-      <w:r>
-        <w:rPr>
-          <w:u w:val="single"/>
-        </w:rPr>
-        <w:t xml:space="preserve">HUL </w:t>
-      </w:r>
-      <w:r>
-        <w:t xml:space="preserve">- </w:t>
-      </w:r>
-      <w:r>
-        <w:rPr>
-          <w:rFonts w:ascii="Lato" w:hAnsi="Lato"/>
-          <w:b/>
-          <w:bCs/>
-          <w:sz w:val="22"/>
-          <w:szCs w:val="22"/>
-          <w:u w:val="single"/>
-        </w:rPr>
-        <w:t xml:space="preserve">Hindustan Unilever Limited: </w:t>
+        <w:t>Hindustan Unilever Limited:</w:t>
+      </w:r>
+      <w:r>
+        <w:rPr>
+          <w:rFonts w:ascii="Lato" w:hAnsi="Lato"/>
+          <w:sz w:val="22"/>
+          <w:szCs w:val="22"/>
+        </w:rPr>
+        <w:t xml:space="preserve"> </w:t>
       </w:r>
     </w:p>
     <w:p>
@@ -50,16 +54,14 @@
         </w:rPr>
         <w:t xml:space="preserve">IP </w:t>
       </w:r>
-      <w:proofErr w:type="spellStart"/>
-      <w:r>
-        <w:rPr>
-          <w:rFonts w:ascii="Lato" w:hAnsi="Lato"/>
-          <w:sz w:val="22"/>
-          <w:szCs w:val="22"/>
-        </w:rPr>
-        <w:t>Whitlisting</w:t>
-      </w:r>
-      <w:proofErr w:type="spellEnd"/>
+      <w:r>
+        <w:rPr>
+          <w:rFonts w:ascii="Lato" w:hAnsi="Lato"/>
+          <w:sz w:val="22"/>
+          <w:szCs w:val="22"/>
+        </w:rPr>
+        <w:t>Whitelisting</w:t>
+      </w:r>
       <w:r>
         <w:rPr>
           <w:rFonts w:ascii="Lato" w:hAnsi="Lato"/>
@@ -91,7 +93,6 @@
         </w:rPr>
         <w:t xml:space="preserve">Roles &amp; </w:t>
       </w:r>
-      <w:proofErr w:type="spellStart"/>
       <w:r>
         <w:rPr>
           <w:rFonts w:ascii="Lato" w:hAnsi="Lato"/>
@@ -101,9 +102,8 @@
           <w:szCs w:val="22"/>
           <w:u w:val="single"/>
         </w:rPr>
-        <w:t>Responsiblities</w:t>
-      </w:r>
-      <w:proofErr w:type="spellEnd"/>
+        <w:t>Responsibilities</w:t>
+      </w:r>
       <w:r>
         <w:rPr>
           <w:rFonts w:ascii="Lato" w:hAnsi="Lato"/>
@@ -121,147 +121,216 @@
         <w:spacing w:before="100" w:after="100" w:line="240" w:lineRule="auto"/>
         <w:ind w:left="360" w:hanging="360"/>
         <w:rPr>
-          <w:rFonts w:ascii="Times New Roman" w:eastAsia="Times New Roman" w:hAnsi="Times New Roman" w:cs="Times New Roman"/>
-          <w:kern w:val="0"/>
-          <w14:ligatures w14:val="none"/>
+          <w:rFonts w:ascii="Lato" w:hAnsi="Lato"/>
+          <w:sz w:val="22"/>
+          <w:szCs w:val="22"/>
         </w:rPr>
       </w:pPr>
       <w:r>
         <w:rPr>
-          <w:rFonts w:ascii="Arial" w:eastAsia="Times New Roman" w:hAnsi="Arial" w:cs="Arial"/>
-          <w:color w:val="000000"/>
-          <w:kern w:val="0"/>
-          <w:sz w:val="22"/>
-          <w:szCs w:val="22"/>
-          <w14:ligatures w14:val="none"/>
-        </w:rPr>
-        <w:t>·</w:t>
-      </w:r>
-      <w:r>
-        <w:rPr>
-          <w:rFonts w:ascii="Times New Roman" w:eastAsia="Times New Roman" w:hAnsi="Times New Roman" w:cs="Times New Roman"/>
-          <w:color w:val="000000"/>
-          <w:kern w:val="0"/>
-          <w:sz w:val="14"/>
-          <w:szCs w:val="14"/>
-          <w14:ligatures w14:val="none"/>
-        </w:rPr>
-        <w:t xml:space="preserve">   </w:t>
-      </w:r>
-      <w:r>
-        <w:rPr>
-          <w:rFonts w:ascii="Times New Roman" w:eastAsia="Times New Roman" w:hAnsi="Times New Roman" w:cs="Times New Roman"/>
-          <w:color w:val="000000"/>
-          <w:kern w:val="0"/>
-          <w:sz w:val="14"/>
-          <w:szCs w:val="14"/>
-          <w14:ligatures w14:val="none"/>
+          <w:rFonts w:ascii="Lato" w:hAnsi="Lato"/>
+          <w:sz w:val="22"/>
+          <w:szCs w:val="22"/>
+        </w:rPr>
+        <w:t xml:space="preserve">·   </w:t>
+      </w:r>
+      <w:r>
+        <w:rPr>
+          <w:rFonts w:ascii="Lato" w:hAnsi="Lato"/>
+          <w:sz w:val="22"/>
+          <w:szCs w:val="22"/>
         </w:rPr>
         <w:tab/>
-      </w:r>
-      <w:r>
-        <w:rPr>
-          <w:rFonts w:ascii="Arial" w:eastAsia="Times New Roman" w:hAnsi="Arial" w:cs="Arial"/>
-          <w:color w:val="000000"/>
-          <w:kern w:val="0"/>
-          <w:sz w:val="22"/>
-          <w:szCs w:val="22"/>
-          <w14:ligatures w14:val="none"/>
-        </w:rPr>
         <w:t>IP whitelisting for AWS managed servers</w:t>
+      </w:r>
+      <w:r>
+        <w:rPr>
+          <w:rFonts w:ascii="Lato" w:hAnsi="Lato"/>
+          <w:sz w:val="22"/>
+          <w:szCs w:val="22"/>
+        </w:rPr>
+        <w:t>.</w:t>
       </w:r>
     </w:p>
     <w:p>
       <w:pPr>
         <w:rPr>
-          <w:rFonts w:ascii="Arial" w:eastAsia="Times New Roman" w:hAnsi="Arial" w:cs="Arial"/>
-          <w:color w:val="000000"/>
-          <w:kern w:val="0"/>
-          <w:sz w:val="22"/>
-          <w:szCs w:val="22"/>
-          <w14:ligatures w14:val="none"/>
+          <w:rFonts w:ascii="Lato" w:hAnsi="Lato"/>
+          <w:sz w:val="22"/>
+          <w:szCs w:val="22"/>
         </w:rPr>
       </w:pPr>
       <w:r>
         <w:rPr>
-          <w:rFonts w:ascii="Arial" w:eastAsia="Times New Roman" w:hAnsi="Arial" w:cs="Arial"/>
-          <w:color w:val="000000"/>
-          <w:kern w:val="0"/>
-          <w:sz w:val="22"/>
-          <w:szCs w:val="22"/>
-          <w14:ligatures w14:val="none"/>
-        </w:rPr>
-        <w:t>·</w:t>
-      </w:r>
-      <w:r>
-        <w:rPr>
-          <w:rFonts w:ascii="Times New Roman" w:eastAsia="Times New Roman" w:hAnsi="Times New Roman" w:cs="Times New Roman"/>
-          <w:color w:val="000000"/>
-          <w:kern w:val="0"/>
-          <w:sz w:val="14"/>
-          <w:szCs w:val="14"/>
-          <w14:ligatures w14:val="none"/>
-        </w:rPr>
-        <w:t xml:space="preserve">   </w:t>
-      </w:r>
-      <w:r>
-        <w:rPr>
-          <w:rFonts w:ascii="Times New Roman" w:eastAsia="Times New Roman" w:hAnsi="Times New Roman" w:cs="Times New Roman"/>
-          <w:color w:val="000000"/>
-          <w:kern w:val="0"/>
-          <w:sz w:val="14"/>
-          <w:szCs w:val="14"/>
-          <w14:ligatures w14:val="none"/>
-        </w:rPr>
-        <w:t xml:space="preserve">     </w:t>
-      </w:r>
-      <w:proofErr w:type="spellStart"/>
-      <w:r>
-        <w:rPr>
-          <w:rFonts w:ascii="Arial" w:eastAsia="Times New Roman" w:hAnsi="Arial" w:cs="Arial"/>
-          <w:color w:val="000000"/>
-          <w:kern w:val="0"/>
-          <w:sz w:val="22"/>
-          <w:szCs w:val="22"/>
-          <w14:ligatures w14:val="none"/>
-        </w:rPr>
-        <w:t>Vulnerabilty</w:t>
-      </w:r>
-      <w:proofErr w:type="spellEnd"/>
-      <w:r>
-        <w:rPr>
-          <w:rFonts w:ascii="Arial" w:eastAsia="Times New Roman" w:hAnsi="Arial" w:cs="Arial"/>
-          <w:color w:val="000000"/>
-          <w:kern w:val="0"/>
-          <w:sz w:val="22"/>
-          <w:szCs w:val="22"/>
-          <w14:ligatures w14:val="none"/>
+          <w:rFonts w:ascii="Lato" w:hAnsi="Lato"/>
+          <w:sz w:val="22"/>
+          <w:szCs w:val="22"/>
+        </w:rPr>
+        <w:t xml:space="preserve">·   </w:t>
+      </w:r>
+      <w:r>
+        <w:rPr>
+          <w:rFonts w:ascii="Lato" w:hAnsi="Lato"/>
+          <w:sz w:val="22"/>
+          <w:szCs w:val="22"/>
+        </w:rPr>
+        <w:t xml:space="preserve"> </w:t>
+      </w:r>
+      <w:r>
+        <w:rPr>
+          <w:rFonts w:ascii="Lato" w:hAnsi="Lato"/>
+          <w:sz w:val="22"/>
+          <w:szCs w:val="22"/>
+        </w:rPr>
+        <w:t xml:space="preserve"> </w:t>
+      </w:r>
+      <w:r>
+        <w:rPr>
+          <w:rFonts w:ascii="Lato" w:hAnsi="Lato"/>
+          <w:sz w:val="22"/>
+          <w:szCs w:val="22"/>
+        </w:rPr>
+        <w:t>Vulnerability</w:t>
+      </w:r>
+      <w:r>
+        <w:rPr>
+          <w:rFonts w:ascii="Lato" w:hAnsi="Lato"/>
+          <w:sz w:val="22"/>
+          <w:szCs w:val="22"/>
         </w:rPr>
         <w:t xml:space="preserve"> reports for HUL servers.</w:t>
+      </w:r>
+    </w:p>
+    <w:p>
+      <w:r>
+        <w:drawing>
+          <wp:inline distT="0" distB="0" distL="0" distR="0" wp14:anchorId="2E4EE4A4" wp14:editId="3A3CEDA9">
+            <wp:extent cx="2734147" cy="2678158"/>
+            <wp:effectExtent l="0" t="0" r="0" b="1905"/>
+            <wp:docPr id="1898489597" name="Picture 1"/>
+            <wp:cNvGraphicFramePr>
+              <a:graphicFrameLocks xmlns:a="http://schemas.openxmlformats.org/drawingml/2006/main" noChangeAspect="1"/>
+            </wp:cNvGraphicFramePr>
+            <a:graphic xmlns:a="http://schemas.openxmlformats.org/drawingml/2006/main">
+              <a:graphicData uri="http://schemas.openxmlformats.org/drawingml/2006/picture">
+                <pic:pic xmlns:pic="http://schemas.openxmlformats.org/drawingml/2006/picture">
+                  <pic:nvPicPr>
+                    <pic:cNvPr id="1898489597" name=""/>
+                    <pic:cNvPicPr/>
+                  </pic:nvPicPr>
+                  <pic:blipFill>
+                    <a:blip r:embed="rId4"/>
+                    <a:stretch>
+                      <a:fillRect/>
+                    </a:stretch>
+                  </pic:blipFill>
+                  <pic:spPr>
+                    <a:xfrm>
+                      <a:off x="0" y="0"/>
+                      <a:ext cx="2751975" cy="2695621"/>
+                    </a:xfrm>
+                    <a:prstGeom prst="rect">
+                      <a:avLst/>
+                    </a:prstGeom>
+                  </pic:spPr>
+                </pic:pic>
+              </a:graphicData>
+            </a:graphic>
+          </wp:inline>
+        </w:drawing>
       </w:r>
     </w:p>
     <w:p>
       <w:pPr>
-        <w:rPr>
-          <w:rFonts w:ascii="Arial" w:eastAsia="Times New Roman" w:hAnsi="Arial" w:cs="Arial"/>
-          <w:color w:val="000000"/>
-          <w:kern w:val="0"/>
-          <w:sz w:val="22"/>
-          <w:szCs w:val="22"/>
-          <w14:ligatures w14:val="none"/>
+        <w:jc w:val="both"/>
+        <w:rPr>
+          <w:rFonts w:ascii="Lato" w:hAnsi="Lato"/>
+          <w:sz w:val="22"/>
+          <w:szCs w:val="22"/>
+        </w:rPr>
+      </w:pPr>
+      <w:r>
+        <w:rPr>
+          <w:rFonts w:ascii="Lato" w:hAnsi="Lato"/>
+          <w:b/>
+          <w:bCs/>
+          <w:sz w:val="22"/>
+          <w:szCs w:val="22"/>
+          <w:u w:val="single"/>
+        </w:rPr>
+        <w:t>SUMMARY</w:t>
+      </w:r>
+      <w:r>
+        <w:rPr>
+          <w:rFonts w:ascii="Lato" w:hAnsi="Lato"/>
+          <w:sz w:val="22"/>
+          <w:szCs w:val="22"/>
+        </w:rPr>
+        <w:t>:</w:t>
+      </w:r>
+    </w:p>
+    <w:p>
+      <w:pPr>
+        <w:jc w:val="both"/>
+        <w:rPr>
+          <w:rFonts w:ascii="Lato" w:hAnsi="Lato"/>
+          <w:sz w:val="22"/>
+          <w:szCs w:val="22"/>
+        </w:rPr>
+      </w:pPr>
+      <w:r>
+        <w:rPr>
+          <w:rFonts w:ascii="Lato" w:hAnsi="Lato"/>
+          <w:sz w:val="22"/>
+          <w:szCs w:val="22"/>
+        </w:rPr>
+        <w:t xml:space="preserve">Managed the Hindustan Unilever Limited AWS platform by performing IP Whitelisting requests, volume modifications, instance on/off as and when requested by Application team during maintenance, instance upgrades as requested. Generation of </w:t>
+      </w:r>
+      <w:r>
+        <w:rPr>
+          <w:rFonts w:ascii="Lato" w:hAnsi="Lato"/>
+          <w:sz w:val="22"/>
+          <w:szCs w:val="22"/>
+        </w:rPr>
+        <w:t xml:space="preserve">Vulnerability </w:t>
+      </w:r>
+      <w:r>
+        <w:rPr>
+          <w:rFonts w:ascii="Lato" w:hAnsi="Lato"/>
+          <w:sz w:val="22"/>
+          <w:szCs w:val="22"/>
+        </w:rPr>
+        <w:t>reports to clients during weekly meetings such as AMI list, fixed the errors and provided the reduced error counts.</w:t>
+      </w:r>
+    </w:p>
+    <w:p>
+      <w:pPr>
+        <w:jc w:val="both"/>
+        <w:rPr>
+          <w:rFonts w:ascii="Lato" w:hAnsi="Lato"/>
+          <w:sz w:val="22"/>
+          <w:szCs w:val="22"/>
         </w:rPr>
       </w:pPr>
     </w:p>
     <w:p>
+      <w:pPr>
+        <w:jc w:val="both"/>
+        <w:rPr>
+          <w:rFonts w:ascii="Lato" w:hAnsi="Lato"/>
+          <w:sz w:val="22"/>
+          <w:szCs w:val="22"/>
+        </w:rPr>
+      </w:pPr>
       <w:r>
         <w:rPr>
           <w:noProof/>
         </w:rPr>
         <w:drawing>
-          <wp:inline distT="0" distB="0" distL="0" distR="0" wp14:anchorId="7CCADE4B" wp14:editId="6E11B0FE">
-            <wp:extent cx="3822700" cy="2705100"/>
-            <wp:effectExtent l="0" t="0" r="0" b="0"/>
-            <wp:docPr id="1153795658" name="Picture 1"/>
+          <wp:inline distT="0" distB="0" distL="0" distR="0" wp14:anchorId="237CEA68" wp14:editId="0A3963D6">
+            <wp:extent cx="3479930" cy="2462542"/>
+            <wp:effectExtent l="0" t="0" r="0" b="1270"/>
+            <wp:docPr id="1396359421" name="Picture 1"/>
             <wp:cNvGraphicFramePr>
               <a:graphicFrameLocks xmlns:a="http://schemas.openxmlformats.org/drawingml/2006/main" noChangeAspect="1"/>
             </wp:cNvGraphicFramePr>
@@ -273,7 +342,7 @@
                     <pic:cNvPicPr/>
                   </pic:nvPicPr>
                   <pic:blipFill>
-                    <a:blip r:embed="rId4"/>
+                    <a:blip r:embed="rId5"/>
                     <a:stretch>
                       <a:fillRect/>
                     </a:stretch>
@@ -281,7 +350,7 @@
                   <pic:spPr>
                     <a:xfrm>
                       <a:off x="0" y="0"/>
-                      <a:ext cx="3822700" cy="2705100"/>
+                      <a:ext cx="3496452" cy="2474233"/>
                     </a:xfrm>
                     <a:prstGeom prst="rect">
                       <a:avLst/>
